--- a/智慧营销绩效管理平台-范围管理-论文.docx
+++ b/智慧营销绩效管理平台-范围管理-论文.docx
@@ -35,7 +35,15 @@
         <w:rPr>
           <w:rFonts w:hint="eastAsia"/>
         </w:rPr>
-        <w:t>行规划建设智慧营销绩效管理平台。项目通过整合多源业务数据、构建标准化智能指标体系及可视化监控能力，实现营销全流程闭环管理，持续提升营销效能与精细化运营水平。平台依托大数据、人工智能、云计算、实时计算及数据可视化等新兴技术，实现营销数据统一汇聚、智能建模、绩效指标自动核算、过程实时监控与效果闭环优化，有效提升银行营销精细化管理能力与资源配置效率，为营销决策提供科学支撑。2024年3月，我司通过公开招标成功中标该项目，合同金额382.7万元（其中硬件设备费用162万元），建设周期1年。项目核心建设内容包含六大模块：统一营销数据中心、智能绩效指标体系、营销活动全流程管理体系、AI营销洞察与预测分析、可视化绩效监控大屏、营销资源与费用管控模块。中标后，公司结合我在同类项目中的丰富管理经验，任命我为项目经理，全面负责项目整体规划、落地实施推进、多方资源协调对接，以及进度与质量全程管控，确保项目目标按期保质落地。我迅速组建10人专业项目团队，成员涵盖需求分析、系统架构、开发、测试、质量保证等关键岗位，为项目顺利推进筑牢基础。</w:t>
+        <w:t>行规划建设智慧营销绩效管理平台。项目通过整合多源业务数据、构建标准化智能指标体系及可视化监控能力，实现营销全流程闭环管理，持续提升营销效能与精细化运营水平。平台依托大数据、人工智能、云计算、实时计算及数据可视化等新兴技术，实现营销数据统一汇聚、智能建模、绩效指标自动核算、过程实时监控与效果闭环优化，有效提升银行营销精细化管理能力与资源配置效率，为营销决策提供科学支撑。2024年3月，我司通过公开招标成功中标该项目，合同金额382.7万元（其中硬件设备费用162万元），建设周期1年。项目核心建设内容包含六大模块：统一营销数据中心、智能绩效指标体系、营销活动全流程管理体系、AI营销洞察与预测分析、可视化绩效监控大屏、营销资源与费用管控模块。中标后，公司结合我在同类项目中的丰富管理经验，任命我为项目经理，全面负责项目整体规划、落地实施推进、多方资源协调对接，以及进度与质量全程管控，确保项目目标按期保质落地。我迅速组建10人专业项目团队，成员涵盖需求分析、系统架构、</w:t>
+      </w:r>
+      <w:bookmarkStart w:id="0" w:name="_GoBack"/>
+      <w:bookmarkEnd w:id="0"/>
+      <w:r>
+        <w:rPr>
+          <w:rFonts w:hint="eastAsia"/>
+        </w:rPr>
+        <w:t>开发、测试、质量保证等关键岗位，为项目顺利推进筑牢基础。</w:t>
       </w:r>
     </w:p>
     <w:p>
@@ -253,14 +261,41 @@
     </w:p>
     <w:p>
       <w:pPr>
-        <w:ind w:firstLine="422" w:firstLineChars="200"/>
+        <w:ind w:firstLine="420" w:firstLineChars="200"/>
+        <w:rPr>
+          <w:rFonts w:hint="default"/>
+          <w:b w:val="0"/>
+          <w:bCs w:val="0"/>
+          <w:lang w:val="en-US" w:eastAsia="zh-CN"/>
+        </w:rPr>
+      </w:pPr>
+      <w:r>
+        <w:rPr>
+          <w:rFonts w:hint="eastAsia"/>
+          <w:b w:val="0"/>
+          <w:bCs w:val="0"/>
+          <w:lang w:val="en-US" w:eastAsia="zh-CN"/>
+        </w:rPr>
+        <w:t>从用户那收集过来的需求可能非常多，并不是所有的需求都需要在本项目实现，所以我们要和用户去确定项目范围，明确哪些是本期要做的，哪些不是本期需要做的，在本项目中我们通过产品分析去定义产品的功能点，对于一些不能确定的功能点，我们采用多标准决策分析来决定最终的选择，和用户定义范围后，最终会形成正式的《范围说明书》，范围说明书内容具体详见文章的</w:t>
+      </w:r>
+      <w:r>
         <w:rPr>
           <w:rFonts w:hint="eastAsia"/>
           <w:b/>
           <w:bCs/>
           <w:lang w:val="en-US" w:eastAsia="zh-CN"/>
         </w:rPr>
-      </w:pPr>
+        <w:t>第二部分：</w:t>
+      </w:r>
+      <w:r>
+        <w:rPr>
+          <w:rFonts w:hint="eastAsia"/>
+          <w:b/>
+          <w:bCs/>
+          <w:lang w:val="en-US" w:eastAsia="zh-CN"/>
+        </w:rPr>
+        <w:t>项目范围说明书</w:t>
+      </w:r>
     </w:p>
     <w:p>
       <w:pPr>
@@ -281,19 +316,26 @@
         </w:rPr>
         <w:t>4、创建WBS</w:t>
       </w:r>
-      <w:bookmarkStart w:id="0" w:name="_GoBack"/>
-      <w:bookmarkEnd w:id="0"/>
-    </w:p>
-    <w:p>
-      <w:pPr>
-        <w:ind w:firstLine="422" w:firstLineChars="200"/>
-        <w:rPr>
-          <w:rFonts w:hint="eastAsia"/>
-          <w:b/>
-          <w:bCs/>
-          <w:lang w:val="en-US" w:eastAsia="zh-CN"/>
-        </w:rPr>
-      </w:pPr>
+    </w:p>
+    <w:p>
+      <w:pPr>
+        <w:ind w:firstLine="420" w:firstLineChars="200"/>
+        <w:rPr>
+          <w:rFonts w:hint="default"/>
+          <w:b w:val="0"/>
+          <w:bCs w:val="0"/>
+          <w:lang w:val="en-US" w:eastAsia="zh-CN"/>
+        </w:rPr>
+      </w:pPr>
+      <w:r>
+        <w:rPr>
+          <w:rFonts w:hint="eastAsia"/>
+          <w:b w:val="0"/>
+          <w:bCs w:val="0"/>
+          <w:lang w:val="en-US" w:eastAsia="zh-CN"/>
+        </w:rPr>
+        <w:t>制定WBS是在范围说明书的基础之上，把范围说明书的内容分解成更易于管理的工作单元，为后续的确认范围和控制范围奠定基础。考虑到项目的内容比较多，于是我们采用列表的形式来制定本项目的WBS，这样做的优势是把能够把所有工作单元列出来，同时也方便我们对工作的调整。具体的制定流程就会在本文的第三部分进行详细的描述。</w:t>
+      </w:r>
     </w:p>
     <w:p>
       <w:pPr>
@@ -317,18 +359,7 @@
     </w:p>
     <w:p>
       <w:pPr>
-        <w:ind w:firstLine="422" w:firstLineChars="200"/>
-        <w:rPr>
-          <w:rFonts w:hint="eastAsia"/>
-          <w:b/>
-          <w:bCs/>
-          <w:lang w:val="en-US" w:eastAsia="zh-CN"/>
-        </w:rPr>
-      </w:pPr>
-    </w:p>
-    <w:p>
-      <w:pPr>
-        <w:ind w:firstLine="422" w:firstLineChars="200"/>
+        <w:ind w:firstLine="420" w:firstLineChars="200"/>
         <w:rPr>
           <w:rFonts w:hint="default"/>
           <w:b/>
@@ -339,23 +370,72 @@
       <w:r>
         <w:rPr>
           <w:rFonts w:hint="eastAsia"/>
+          <w:b w:val="0"/>
+          <w:bCs w:val="0"/>
+          <w:lang w:val="en-US" w:eastAsia="zh-CN"/>
+        </w:rPr>
+        <w:t>我们每个阶段都会有可交付物的产生，为了提高项目整体验收的可能性，那我们会把每个阶段的可交付成果和用户去做确认，这样可以确保我们产出的工作成果是符合用户需求的，为项目的。例如：在项目初期，完成需求调研后，由UI设计出高保真的原型，原型设计完成后，我第一时间拿着原型和用户进行确认，用户提出了自己的一些意见，基于这些意见我们又调整了几个版本，最终得到用户的认可并验收签字。</w:t>
+      </w:r>
+    </w:p>
+    <w:p>
+      <w:pPr>
+        <w:ind w:firstLine="422" w:firstLineChars="200"/>
+        <w:rPr>
+          <w:rFonts w:hint="default"/>
           <w:b/>
           <w:bCs/>
           <w:lang w:val="en-US" w:eastAsia="zh-CN"/>
         </w:rPr>
-        <w:t>6、控制范围</w:t>
-      </w:r>
-    </w:p>
-    <w:p>
-      <w:pPr>
-        <w:ind w:firstLine="422" w:firstLineChars="200"/>
+      </w:pPr>
+      <w:r>
         <w:rPr>
           <w:rFonts w:hint="eastAsia"/>
           <w:b/>
           <w:bCs/>
           <w:lang w:val="en-US" w:eastAsia="zh-CN"/>
         </w:rPr>
-      </w:pPr>
+        <w:t>6、控制范围</w:t>
+      </w:r>
+    </w:p>
+    <w:p>
+      <w:pPr>
+        <w:ind w:firstLine="420" w:firstLineChars="200"/>
+        <w:rPr>
+          <w:rFonts w:hint="eastAsia"/>
+          <w:b w:val="0"/>
+          <w:bCs w:val="0"/>
+          <w:lang w:val="en-US" w:eastAsia="zh-CN"/>
+        </w:rPr>
+      </w:pPr>
+      <w:r>
+        <w:rPr>
+          <w:rFonts w:hint="eastAsia"/>
+          <w:b w:val="0"/>
+          <w:bCs w:val="0"/>
+          <w:lang w:val="en-US" w:eastAsia="zh-CN"/>
+        </w:rPr>
+        <w:t>控制范围是管理范围基准的一个过程。在本项目中我们通过几个方面进行范围控制的，一方面，我们定期回顾需求跟踪矩阵的内容，判断项目的任务是否有遗漏，另外我们会把当前的工作绩效和范围基准进行比较，看下是否有偏差；另外我们还会判断项目范围是否存在变更，如果存在，那需要去管理这些变更，让这些变更按照整体的变更控制过程去执行。</w:t>
+      </w:r>
+    </w:p>
+    <w:p>
+      <w:pPr>
+        <w:ind w:firstLine="420" w:firstLineChars="200"/>
+        <w:rPr>
+          <w:rFonts w:hint="default"/>
+          <w:b w:val="0"/>
+          <w:bCs w:val="0"/>
+          <w:lang w:val="en-US" w:eastAsia="zh-CN"/>
+        </w:rPr>
+      </w:pPr>
+      <w:r>
+        <w:rPr>
+          <w:rFonts w:hint="eastAsia"/>
+          <w:b w:val="0"/>
+          <w:bCs w:val="0"/>
+          <w:lang w:val="en-US" w:eastAsia="zh-CN"/>
+        </w:rPr>
+        <w:t>正式因为我们对项目范围从以上六个过程进行有条不紊的执行，确保项目顺利的推进，有效的防止范围蔓延，为项目的成功奠定基础。</w:t>
+      </w:r>
     </w:p>
     <w:p>
       <w:pPr>
@@ -379,6 +459,662 @@
       <w:pPr>
         <w:ind w:firstLine="420" w:firstLineChars="200"/>
         <w:rPr>
+          <w:rFonts w:hint="default"/>
+          <w:lang w:val="en-US" w:eastAsia="zh-CN"/>
+        </w:rPr>
+      </w:pPr>
+      <w:r>
+        <w:rPr>
+          <w:rFonts w:hint="eastAsia"/>
+          <w:lang w:val="en-US" w:eastAsia="zh-CN"/>
+        </w:rPr>
+        <w:t>范围说明书一般是在定义范围的时候产生的，范围说明书一般会包括项目的范围、可交付成果、验收标准、除外的责任等内容，下面是我们项目范围说明书的内容的一个示例</w:t>
+      </w:r>
+    </w:p>
+    <w:tbl>
+      <w:tblPr>
+        <w:tblStyle w:val="3"/>
+        <w:tblW w:w="0" w:type="auto"/>
+        <w:tblInd w:w="0" w:type="dxa"/>
+        <w:tblBorders>
+          <w:top w:val="single" w:color="auto" w:sz="4" w:space="0"/>
+          <w:left w:val="single" w:color="auto" w:sz="4" w:space="0"/>
+          <w:bottom w:val="single" w:color="auto" w:sz="4" w:space="0"/>
+          <w:right w:val="single" w:color="auto" w:sz="4" w:space="0"/>
+          <w:insideH w:val="single" w:color="auto" w:sz="4" w:space="0"/>
+          <w:insideV w:val="single" w:color="auto" w:sz="4" w:space="0"/>
+        </w:tblBorders>
+        <w:tblLayout w:type="autofit"/>
+        <w:tblCellMar>
+          <w:left w:w="108" w:type="dxa"/>
+          <w:right w:w="108" w:type="dxa"/>
+        </w:tblCellMar>
+      </w:tblPr>
+      <w:tblGrid>
+        <w:gridCol w:w="1793"/>
+        <w:gridCol w:w="1784"/>
+        <w:gridCol w:w="1795"/>
+        <w:gridCol w:w="2048"/>
+      </w:tblGrid>
+      <w:tr>
+        <w:tblPrEx>
+          <w:tblBorders>
+            <w:top w:val="single" w:color="auto" w:sz="4" w:space="0"/>
+            <w:left w:val="single" w:color="auto" w:sz="4" w:space="0"/>
+            <w:bottom w:val="single" w:color="auto" w:sz="4" w:space="0"/>
+            <w:right w:val="single" w:color="auto" w:sz="4" w:space="0"/>
+            <w:insideH w:val="single" w:color="auto" w:sz="4" w:space="0"/>
+            <w:insideV w:val="single" w:color="auto" w:sz="4" w:space="0"/>
+          </w:tblBorders>
+          <w:tblCellMar>
+            <w:left w:w="108" w:type="dxa"/>
+            <w:right w:w="108" w:type="dxa"/>
+          </w:tblCellMar>
+        </w:tblPrEx>
+        <w:trPr>
+          <w:trHeight w:val="366" w:hRule="atLeast"/>
+        </w:trPr>
+        <w:tc>
+          <w:tcPr>
+            <w:tcW w:w="7420" w:type="dxa"/>
+            <w:gridSpan w:val="4"/>
+          </w:tcPr>
+          <w:p>
+            <w:pPr>
+              <w:jc w:val="center"/>
+              <w:rPr>
+                <w:rFonts w:hint="default"/>
+                <w:vertAlign w:val="baseline"/>
+                <w:lang w:val="en-US" w:eastAsia="zh-CN"/>
+              </w:rPr>
+            </w:pPr>
+            <w:r>
+              <w:rPr>
+                <w:rFonts w:hint="eastAsia"/>
+                <w:vertAlign w:val="baseline"/>
+                <w:lang w:val="en-US" w:eastAsia="zh-CN"/>
+              </w:rPr>
+              <w:t>《智慧营销绩效管理平台范围说明书V1.0》</w:t>
+            </w:r>
+          </w:p>
+        </w:tc>
+      </w:tr>
+      <w:tr>
+        <w:tblPrEx>
+          <w:tblBorders>
+            <w:top w:val="single" w:color="auto" w:sz="4" w:space="0"/>
+            <w:left w:val="single" w:color="auto" w:sz="4" w:space="0"/>
+            <w:bottom w:val="single" w:color="auto" w:sz="4" w:space="0"/>
+            <w:right w:val="single" w:color="auto" w:sz="4" w:space="0"/>
+            <w:insideH w:val="single" w:color="auto" w:sz="4" w:space="0"/>
+            <w:insideV w:val="single" w:color="auto" w:sz="4" w:space="0"/>
+          </w:tblBorders>
+          <w:tblCellMar>
+            <w:left w:w="108" w:type="dxa"/>
+            <w:right w:w="108" w:type="dxa"/>
+          </w:tblCellMar>
+        </w:tblPrEx>
+        <w:trPr>
+          <w:trHeight w:val="366" w:hRule="atLeast"/>
+        </w:trPr>
+        <w:tc>
+          <w:tcPr>
+            <w:tcW w:w="1793" w:type="dxa"/>
+          </w:tcPr>
+          <w:p>
+            <w:pPr>
+              <w:rPr>
+                <w:rFonts w:hint="default"/>
+                <w:vertAlign w:val="baseline"/>
+                <w:lang w:val="en-US" w:eastAsia="zh-CN"/>
+              </w:rPr>
+            </w:pPr>
+            <w:r>
+              <w:rPr>
+                <w:rFonts w:hint="eastAsia"/>
+                <w:vertAlign w:val="baseline"/>
+                <w:lang w:val="en-US" w:eastAsia="zh-CN"/>
+              </w:rPr>
+              <w:t>项目</w:t>
+            </w:r>
+          </w:p>
+        </w:tc>
+        <w:tc>
+          <w:tcPr>
+            <w:tcW w:w="5627" w:type="dxa"/>
+            <w:gridSpan w:val="3"/>
+          </w:tcPr>
+          <w:p>
+            <w:pPr>
+              <w:rPr>
+                <w:rFonts w:hint="default"/>
+                <w:vertAlign w:val="baseline"/>
+                <w:lang w:val="en-US" w:eastAsia="zh-CN"/>
+              </w:rPr>
+            </w:pPr>
+            <w:r>
+              <w:rPr>
+                <w:rFonts w:hint="eastAsia"/>
+                <w:vertAlign w:val="baseline"/>
+                <w:lang w:val="en-US" w:eastAsia="zh-CN"/>
+              </w:rPr>
+              <w:t>智慧营销绩效管理平台</w:t>
+            </w:r>
+          </w:p>
+        </w:tc>
+      </w:tr>
+      <w:tr>
+        <w:tblPrEx>
+          <w:tblBorders>
+            <w:top w:val="single" w:color="auto" w:sz="4" w:space="0"/>
+            <w:left w:val="single" w:color="auto" w:sz="4" w:space="0"/>
+            <w:bottom w:val="single" w:color="auto" w:sz="4" w:space="0"/>
+            <w:right w:val="single" w:color="auto" w:sz="4" w:space="0"/>
+            <w:insideH w:val="single" w:color="auto" w:sz="4" w:space="0"/>
+            <w:insideV w:val="single" w:color="auto" w:sz="4" w:space="0"/>
+          </w:tblBorders>
+          <w:tblCellMar>
+            <w:left w:w="108" w:type="dxa"/>
+            <w:right w:w="108" w:type="dxa"/>
+          </w:tblCellMar>
+        </w:tblPrEx>
+        <w:trPr>
+          <w:trHeight w:val="722" w:hRule="atLeast"/>
+        </w:trPr>
+        <w:tc>
+          <w:tcPr>
+            <w:tcW w:w="1793" w:type="dxa"/>
+          </w:tcPr>
+          <w:p>
+            <w:pPr>
+              <w:rPr>
+                <w:rFonts w:hint="default"/>
+                <w:vertAlign w:val="baseline"/>
+                <w:lang w:val="en-US" w:eastAsia="zh-CN"/>
+              </w:rPr>
+            </w:pPr>
+            <w:r>
+              <w:rPr>
+                <w:rFonts w:hint="eastAsia"/>
+                <w:vertAlign w:val="baseline"/>
+                <w:lang w:val="en-US" w:eastAsia="zh-CN"/>
+              </w:rPr>
+              <w:t>编写人</w:t>
+            </w:r>
+          </w:p>
+        </w:tc>
+        <w:tc>
+          <w:tcPr>
+            <w:tcW w:w="1784" w:type="dxa"/>
+          </w:tcPr>
+          <w:p>
+            <w:pPr>
+              <w:rPr>
+                <w:rFonts w:hint="default"/>
+                <w:vertAlign w:val="baseline"/>
+                <w:lang w:val="en-US" w:eastAsia="zh-CN"/>
+              </w:rPr>
+            </w:pPr>
+            <w:r>
+              <w:rPr>
+                <w:rFonts w:hint="eastAsia"/>
+                <w:vertAlign w:val="baseline"/>
+                <w:lang w:val="en-US" w:eastAsia="zh-CN"/>
+              </w:rPr>
+              <w:t>束庆乐</w:t>
+            </w:r>
+          </w:p>
+        </w:tc>
+        <w:tc>
+          <w:tcPr>
+            <w:tcW w:w="1795" w:type="dxa"/>
+          </w:tcPr>
+          <w:p>
+            <w:pPr>
+              <w:rPr>
+                <w:rFonts w:hint="default"/>
+                <w:vertAlign w:val="baseline"/>
+                <w:lang w:val="en-US" w:eastAsia="zh-CN"/>
+              </w:rPr>
+            </w:pPr>
+            <w:r>
+              <w:rPr>
+                <w:rFonts w:hint="eastAsia"/>
+                <w:vertAlign w:val="baseline"/>
+                <w:lang w:val="en-US" w:eastAsia="zh-CN"/>
+              </w:rPr>
+              <w:t>编写时间</w:t>
+            </w:r>
+          </w:p>
+        </w:tc>
+        <w:tc>
+          <w:tcPr>
+            <w:tcW w:w="2048" w:type="dxa"/>
+          </w:tcPr>
+          <w:p>
+            <w:pPr>
+              <w:rPr>
+                <w:rFonts w:hint="default"/>
+                <w:vertAlign w:val="baseline"/>
+                <w:lang w:val="en-US" w:eastAsia="zh-CN"/>
+              </w:rPr>
+            </w:pPr>
+            <w:r>
+              <w:rPr>
+                <w:rFonts w:hint="eastAsia"/>
+                <w:vertAlign w:val="baseline"/>
+                <w:lang w:val="en-US" w:eastAsia="zh-CN"/>
+              </w:rPr>
+              <w:t>2023-04-06</w:t>
+            </w:r>
+          </w:p>
+        </w:tc>
+      </w:tr>
+      <w:tr>
+        <w:tblPrEx>
+          <w:tblBorders>
+            <w:top w:val="single" w:color="auto" w:sz="4" w:space="0"/>
+            <w:left w:val="single" w:color="auto" w:sz="4" w:space="0"/>
+            <w:bottom w:val="single" w:color="auto" w:sz="4" w:space="0"/>
+            <w:right w:val="single" w:color="auto" w:sz="4" w:space="0"/>
+            <w:insideH w:val="single" w:color="auto" w:sz="4" w:space="0"/>
+            <w:insideV w:val="single" w:color="auto" w:sz="4" w:space="0"/>
+          </w:tblBorders>
+          <w:tblCellMar>
+            <w:left w:w="108" w:type="dxa"/>
+            <w:right w:w="108" w:type="dxa"/>
+          </w:tblCellMar>
+        </w:tblPrEx>
+        <w:trPr>
+          <w:trHeight w:val="366" w:hRule="atLeast"/>
+        </w:trPr>
+        <w:tc>
+          <w:tcPr>
+            <w:tcW w:w="7420" w:type="dxa"/>
+            <w:gridSpan w:val="4"/>
+          </w:tcPr>
+          <w:p>
+            <w:pPr>
+              <w:jc w:val="center"/>
+              <w:rPr>
+                <w:rFonts w:hint="default"/>
+                <w:vertAlign w:val="baseline"/>
+                <w:lang w:val="en-US" w:eastAsia="zh-CN"/>
+              </w:rPr>
+            </w:pPr>
+            <w:r>
+              <w:rPr>
+                <w:rFonts w:hint="eastAsia"/>
+                <w:vertAlign w:val="baseline"/>
+                <w:lang w:val="en-US" w:eastAsia="zh-CN"/>
+              </w:rPr>
+              <w:t>文档内容</w:t>
+            </w:r>
+          </w:p>
+        </w:tc>
+      </w:tr>
+      <w:tr>
+        <w:tblPrEx>
+          <w:tblBorders>
+            <w:top w:val="single" w:color="auto" w:sz="4" w:space="0"/>
+            <w:left w:val="single" w:color="auto" w:sz="4" w:space="0"/>
+            <w:bottom w:val="single" w:color="auto" w:sz="4" w:space="0"/>
+            <w:right w:val="single" w:color="auto" w:sz="4" w:space="0"/>
+            <w:insideH w:val="single" w:color="auto" w:sz="4" w:space="0"/>
+            <w:insideV w:val="single" w:color="auto" w:sz="4" w:space="0"/>
+          </w:tblBorders>
+          <w:tblCellMar>
+            <w:left w:w="108" w:type="dxa"/>
+            <w:right w:w="108" w:type="dxa"/>
+          </w:tblCellMar>
+        </w:tblPrEx>
+        <w:trPr>
+          <w:trHeight w:val="722" w:hRule="atLeast"/>
+        </w:trPr>
+        <w:tc>
+          <w:tcPr>
+            <w:tcW w:w="1793" w:type="dxa"/>
+          </w:tcPr>
+          <w:p>
+            <w:pPr>
+              <w:rPr>
+                <w:rFonts w:hint="default"/>
+                <w:vertAlign w:val="baseline"/>
+                <w:lang w:val="en-US" w:eastAsia="zh-CN"/>
+              </w:rPr>
+            </w:pPr>
+            <w:r>
+              <w:rPr>
+                <w:rFonts w:hint="eastAsia"/>
+                <w:vertAlign w:val="baseline"/>
+                <w:lang w:val="en-US" w:eastAsia="zh-CN"/>
+              </w:rPr>
+              <w:t>项目范围</w:t>
+            </w:r>
+          </w:p>
+        </w:tc>
+        <w:tc>
+          <w:tcPr>
+            <w:tcW w:w="5627" w:type="dxa"/>
+            <w:gridSpan w:val="3"/>
+          </w:tcPr>
+          <w:p>
+            <w:pPr>
+              <w:numPr>
+                <w:ilvl w:val="0"/>
+                <w:numId w:val="1"/>
+              </w:numPr>
+              <w:rPr>
+                <w:rFonts w:hint="eastAsia"/>
+                <w:vertAlign w:val="baseline"/>
+                <w:lang w:val="en-US" w:eastAsia="zh-CN"/>
+              </w:rPr>
+            </w:pPr>
+            <w:r>
+              <w:rPr>
+                <w:rFonts w:hint="eastAsia"/>
+                <w:vertAlign w:val="baseline"/>
+                <w:lang w:val="en-US" w:eastAsia="zh-CN"/>
+              </w:rPr>
+              <w:t>完成招标文件的所有需求</w:t>
+            </w:r>
+          </w:p>
+          <w:p>
+            <w:pPr>
+              <w:numPr>
+                <w:ilvl w:val="0"/>
+                <w:numId w:val="1"/>
+              </w:numPr>
+              <w:rPr>
+                <w:rFonts w:hint="default"/>
+                <w:vertAlign w:val="baseline"/>
+                <w:lang w:val="en-US" w:eastAsia="zh-CN"/>
+              </w:rPr>
+            </w:pPr>
+            <w:r>
+              <w:rPr>
+                <w:rFonts w:hint="eastAsia"/>
+                <w:vertAlign w:val="baseline"/>
+                <w:lang w:val="en-US" w:eastAsia="zh-CN"/>
+              </w:rPr>
+              <w:t>接入8类营销数据</w:t>
+            </w:r>
+          </w:p>
+          <w:p>
+            <w:pPr>
+              <w:numPr>
+                <w:ilvl w:val="0"/>
+                <w:numId w:val="1"/>
+              </w:numPr>
+              <w:rPr>
+                <w:rFonts w:hint="default"/>
+                <w:vertAlign w:val="baseline"/>
+                <w:lang w:val="en-US" w:eastAsia="zh-CN"/>
+              </w:rPr>
+            </w:pPr>
+            <w:r>
+              <w:rPr>
+                <w:rFonts w:hint="eastAsia"/>
+                <w:vertAlign w:val="baseline"/>
+                <w:lang w:val="en-US" w:eastAsia="zh-CN"/>
+              </w:rPr>
+              <w:t>实现全行300家分支行数据全覆盖</w:t>
+            </w:r>
+          </w:p>
+        </w:tc>
+      </w:tr>
+      <w:tr>
+        <w:tblPrEx>
+          <w:tblBorders>
+            <w:top w:val="single" w:color="auto" w:sz="4" w:space="0"/>
+            <w:left w:val="single" w:color="auto" w:sz="4" w:space="0"/>
+            <w:bottom w:val="single" w:color="auto" w:sz="4" w:space="0"/>
+            <w:right w:val="single" w:color="auto" w:sz="4" w:space="0"/>
+            <w:insideH w:val="single" w:color="auto" w:sz="4" w:space="0"/>
+            <w:insideV w:val="single" w:color="auto" w:sz="4" w:space="0"/>
+          </w:tblBorders>
+          <w:tblCellMar>
+            <w:left w:w="108" w:type="dxa"/>
+            <w:right w:w="108" w:type="dxa"/>
+          </w:tblCellMar>
+        </w:tblPrEx>
+        <w:trPr>
+          <w:trHeight w:val="722" w:hRule="atLeast"/>
+        </w:trPr>
+        <w:tc>
+          <w:tcPr>
+            <w:tcW w:w="1793" w:type="dxa"/>
+          </w:tcPr>
+          <w:p>
+            <w:pPr>
+              <w:rPr>
+                <w:rFonts w:hint="default"/>
+                <w:vertAlign w:val="baseline"/>
+                <w:lang w:val="en-US" w:eastAsia="zh-CN"/>
+              </w:rPr>
+            </w:pPr>
+            <w:r>
+              <w:rPr>
+                <w:rFonts w:hint="eastAsia"/>
+                <w:vertAlign w:val="baseline"/>
+                <w:lang w:val="en-US" w:eastAsia="zh-CN"/>
+              </w:rPr>
+              <w:t>可交付成果</w:t>
+            </w:r>
+          </w:p>
+        </w:tc>
+        <w:tc>
+          <w:tcPr>
+            <w:tcW w:w="5627" w:type="dxa"/>
+            <w:gridSpan w:val="3"/>
+          </w:tcPr>
+          <w:p>
+            <w:pPr>
+              <w:numPr>
+                <w:ilvl w:val="0"/>
+                <w:numId w:val="2"/>
+              </w:numPr>
+              <w:rPr>
+                <w:rFonts w:hint="eastAsia"/>
+                <w:vertAlign w:val="baseline"/>
+                <w:lang w:val="en-US" w:eastAsia="zh-CN"/>
+              </w:rPr>
+            </w:pPr>
+            <w:r>
+              <w:rPr>
+                <w:rFonts w:hint="eastAsia"/>
+                <w:vertAlign w:val="baseline"/>
+                <w:lang w:val="en-US" w:eastAsia="zh-CN"/>
+              </w:rPr>
+              <w:t>智慧营销绩效管理平台</w:t>
+            </w:r>
+          </w:p>
+          <w:p>
+            <w:pPr>
+              <w:numPr>
+                <w:ilvl w:val="0"/>
+                <w:numId w:val="2"/>
+              </w:numPr>
+              <w:rPr>
+                <w:rFonts w:hint="default"/>
+                <w:vertAlign w:val="baseline"/>
+                <w:lang w:val="en-US" w:eastAsia="zh-CN"/>
+              </w:rPr>
+            </w:pPr>
+            <w:r>
+              <w:rPr>
+                <w:rFonts w:hint="eastAsia"/>
+                <w:vertAlign w:val="baseline"/>
+                <w:lang w:val="en-US" w:eastAsia="zh-CN"/>
+              </w:rPr>
+              <w:t>项目文档</w:t>
+            </w:r>
+          </w:p>
+          <w:p>
+            <w:pPr>
+              <w:numPr>
+                <w:ilvl w:val="0"/>
+                <w:numId w:val="2"/>
+              </w:numPr>
+              <w:rPr>
+                <w:rFonts w:hint="default"/>
+                <w:vertAlign w:val="baseline"/>
+                <w:lang w:val="en-US" w:eastAsia="zh-CN"/>
+              </w:rPr>
+            </w:pPr>
+            <w:r>
+              <w:rPr>
+                <w:rFonts w:hint="eastAsia"/>
+                <w:vertAlign w:val="baseline"/>
+                <w:lang w:val="en-US" w:eastAsia="zh-CN"/>
+              </w:rPr>
+              <w:t>项目环境部署</w:t>
+            </w:r>
+          </w:p>
+        </w:tc>
+      </w:tr>
+      <w:tr>
+        <w:tblPrEx>
+          <w:tblBorders>
+            <w:top w:val="single" w:color="auto" w:sz="4" w:space="0"/>
+            <w:left w:val="single" w:color="auto" w:sz="4" w:space="0"/>
+            <w:bottom w:val="single" w:color="auto" w:sz="4" w:space="0"/>
+            <w:right w:val="single" w:color="auto" w:sz="4" w:space="0"/>
+            <w:insideH w:val="single" w:color="auto" w:sz="4" w:space="0"/>
+            <w:insideV w:val="single" w:color="auto" w:sz="4" w:space="0"/>
+          </w:tblBorders>
+          <w:tblCellMar>
+            <w:left w:w="108" w:type="dxa"/>
+            <w:right w:w="108" w:type="dxa"/>
+          </w:tblCellMar>
+        </w:tblPrEx>
+        <w:trPr>
+          <w:trHeight w:val="733" w:hRule="atLeast"/>
+        </w:trPr>
+        <w:tc>
+          <w:tcPr>
+            <w:tcW w:w="1793" w:type="dxa"/>
+          </w:tcPr>
+          <w:p>
+            <w:pPr>
+              <w:rPr>
+                <w:rFonts w:hint="default"/>
+                <w:vertAlign w:val="baseline"/>
+                <w:lang w:val="en-US" w:eastAsia="zh-CN"/>
+              </w:rPr>
+            </w:pPr>
+            <w:r>
+              <w:rPr>
+                <w:rFonts w:hint="eastAsia"/>
+                <w:vertAlign w:val="baseline"/>
+                <w:lang w:val="en-US" w:eastAsia="zh-CN"/>
+              </w:rPr>
+              <w:t>项目除外责任</w:t>
+            </w:r>
+          </w:p>
+        </w:tc>
+        <w:tc>
+          <w:tcPr>
+            <w:tcW w:w="5627" w:type="dxa"/>
+            <w:gridSpan w:val="3"/>
+          </w:tcPr>
+          <w:p>
+            <w:pPr>
+              <w:rPr>
+                <w:rFonts w:hint="default"/>
+                <w:vertAlign w:val="baseline"/>
+                <w:lang w:val="en-US" w:eastAsia="zh-CN"/>
+              </w:rPr>
+            </w:pPr>
+            <w:r>
+              <w:rPr>
+                <w:rFonts w:hint="eastAsia"/>
+                <w:vertAlign w:val="baseline"/>
+                <w:lang w:val="en-US" w:eastAsia="zh-CN"/>
+              </w:rPr>
+              <w:t>...</w:t>
+            </w:r>
+          </w:p>
+        </w:tc>
+      </w:tr>
+      <w:tr>
+        <w:tblPrEx>
+          <w:tblBorders>
+            <w:top w:val="single" w:color="auto" w:sz="4" w:space="0"/>
+            <w:left w:val="single" w:color="auto" w:sz="4" w:space="0"/>
+            <w:bottom w:val="single" w:color="auto" w:sz="4" w:space="0"/>
+            <w:right w:val="single" w:color="auto" w:sz="4" w:space="0"/>
+            <w:insideH w:val="single" w:color="auto" w:sz="4" w:space="0"/>
+            <w:insideV w:val="single" w:color="auto" w:sz="4" w:space="0"/>
+          </w:tblBorders>
+          <w:tblCellMar>
+            <w:left w:w="108" w:type="dxa"/>
+            <w:right w:w="108" w:type="dxa"/>
+          </w:tblCellMar>
+        </w:tblPrEx>
+        <w:trPr>
+          <w:trHeight w:val="733" w:hRule="atLeast"/>
+        </w:trPr>
+        <w:tc>
+          <w:tcPr>
+            <w:tcW w:w="1793" w:type="dxa"/>
+          </w:tcPr>
+          <w:p>
+            <w:pPr>
+              <w:rPr>
+                <w:rFonts w:hint="default"/>
+                <w:vertAlign w:val="baseline"/>
+                <w:lang w:val="en-US" w:eastAsia="zh-CN"/>
+              </w:rPr>
+            </w:pPr>
+            <w:r>
+              <w:rPr>
+                <w:rFonts w:hint="eastAsia"/>
+                <w:vertAlign w:val="baseline"/>
+                <w:lang w:val="en-US" w:eastAsia="zh-CN"/>
+              </w:rPr>
+              <w:t>验收标准</w:t>
+            </w:r>
+          </w:p>
+        </w:tc>
+        <w:tc>
+          <w:tcPr>
+            <w:tcW w:w="5627" w:type="dxa"/>
+            <w:gridSpan w:val="3"/>
+          </w:tcPr>
+          <w:p>
+            <w:pPr>
+              <w:rPr>
+                <w:rFonts w:hint="default"/>
+                <w:vertAlign w:val="baseline"/>
+                <w:lang w:val="en-US" w:eastAsia="zh-CN"/>
+              </w:rPr>
+            </w:pPr>
+            <w:r>
+              <w:rPr>
+                <w:rFonts w:hint="eastAsia"/>
+                <w:vertAlign w:val="baseline"/>
+                <w:lang w:val="en-US" w:eastAsia="zh-CN"/>
+              </w:rPr>
+              <w:t>...</w:t>
+            </w:r>
+          </w:p>
+        </w:tc>
+      </w:tr>
+    </w:tbl>
+    <w:p>
+      <w:pPr>
+        <w:ind w:firstLine="420" w:firstLineChars="200"/>
+        <w:rPr>
+          <w:rFonts w:hint="default"/>
+          <w:lang w:val="en-US" w:eastAsia="zh-CN"/>
+        </w:rPr>
+      </w:pPr>
+    </w:p>
+    <w:p>
+      <w:pPr>
+        <w:ind w:firstLine="420" w:firstLineChars="200"/>
+        <w:rPr>
           <w:rFonts w:hint="default" w:eastAsiaTheme="minorEastAsia"/>
           <w:lang w:val="en-US" w:eastAsia="zh-CN"/>
         </w:rPr>
@@ -406,15 +1142,76 @@
       <w:pPr>
         <w:ind w:firstLine="420" w:firstLineChars="200"/>
         <w:rPr>
-          <w:rFonts w:hint="eastAsia"/>
-        </w:rPr>
-      </w:pPr>
-    </w:p>
-    <w:p>
-      <w:pPr>
-        <w:ind w:firstLine="420" w:firstLineChars="200"/>
-        <w:rPr>
-          <w:rFonts w:hint="eastAsia"/>
+          <w:rFonts w:hint="default" w:eastAsiaTheme="minorEastAsia"/>
+          <w:lang w:val="en-US" w:eastAsia="zh-CN"/>
+        </w:rPr>
+      </w:pPr>
+      <w:r>
+        <w:rPr>
+          <w:rFonts w:hint="eastAsia"/>
+          <w:lang w:val="en-US" w:eastAsia="zh-CN"/>
+        </w:rPr>
+        <w:t>WBS分解是一个技术活，不能分解的太粗，太粗没办法对项目进行监控，同时也能分解太细，如果太细了会浪费大量的管理成本。在本项目中，我们是自上而下的分解，具体分析的流程如下图所示：</w:t>
+      </w:r>
+    </w:p>
+    <w:p>
+      <w:pPr>
+        <w:ind w:firstLine="420" w:firstLineChars="200"/>
+        <w:rPr>
+          <w:rFonts w:hint="eastAsia" w:eastAsiaTheme="minorEastAsia"/>
+          <w:lang w:eastAsia="zh-CN"/>
+        </w:rPr>
+      </w:pPr>
+      <w:r>
+        <w:rPr>
+          <w:rFonts w:hint="eastAsia" w:eastAsiaTheme="minorEastAsia"/>
+          <w:lang w:eastAsia="zh-CN"/>
+        </w:rPr>
+        <w:drawing>
+          <wp:inline distT="0" distB="0" distL="114300" distR="114300">
+            <wp:extent cx="1072515" cy="3654425"/>
+            <wp:effectExtent l="0" t="0" r="0" b="0"/>
+            <wp:docPr id="1" name="ECB019B1-382A-4266-B25C-5B523AA43C14-1" descr="wps"/>
+            <wp:cNvGraphicFramePr>
+              <a:graphicFrameLocks xmlns:a="http://schemas.openxmlformats.org/drawingml/2006/main" noChangeAspect="1"/>
+            </wp:cNvGraphicFramePr>
+            <a:graphic xmlns:a="http://schemas.openxmlformats.org/drawingml/2006/main">
+              <a:graphicData uri="http://schemas.openxmlformats.org/drawingml/2006/picture">
+                <pic:pic xmlns:pic="http://schemas.openxmlformats.org/drawingml/2006/picture">
+                  <pic:nvPicPr>
+                    <pic:cNvPr id="1" name="ECB019B1-382A-4266-B25C-5B523AA43C14-1" descr="wps"/>
+                    <pic:cNvPicPr>
+                      <a:picLocks noChangeAspect="1"/>
+                    </pic:cNvPicPr>
+                  </pic:nvPicPr>
+                  <pic:blipFill>
+                    <a:blip r:embed="rId4"/>
+                    <a:stretch>
+                      <a:fillRect/>
+                    </a:stretch>
+                  </pic:blipFill>
+                  <pic:spPr>
+                    <a:xfrm>
+                      <a:off x="0" y="0"/>
+                      <a:ext cx="1072515" cy="3654425"/>
+                    </a:xfrm>
+                    <a:prstGeom prst="rect">
+                      <a:avLst/>
+                    </a:prstGeom>
+                  </pic:spPr>
+                </pic:pic>
+              </a:graphicData>
+            </a:graphic>
+          </wp:inline>
+        </w:drawing>
+      </w:r>
+    </w:p>
+    <w:p>
+      <w:pPr>
+        <w:ind w:firstLine="420" w:firstLineChars="200"/>
+        <w:rPr>
+          <w:rFonts w:hint="eastAsia" w:eastAsiaTheme="minorEastAsia"/>
+          <w:lang w:eastAsia="zh-CN"/>
         </w:rPr>
       </w:pPr>
     </w:p>
@@ -475,12 +1272,47 @@
 </w:document>
 </file>
 
+<file path=word/numbering.xml><?xml version="1.0" encoding="utf-8"?>
+<w:numbering xmlns:wpc="http://schemas.microsoft.com/office/word/2010/wordprocessingCanvas" xmlns:mc="http://schemas.openxmlformats.org/markup-compatibility/2006" xmlns:o="urn:schemas-microsoft-com:office:office" xmlns:r="http://schemas.openxmlformats.org/officeDocument/2006/relationships" xmlns:m="http://schemas.openxmlformats.org/officeDocument/2006/math" xmlns:v="urn:schemas-microsoft-com:vml" xmlns:wp14="http://schemas.microsoft.com/office/word/2010/wordprocessingDrawing" xmlns:wp="http://schemas.openxmlformats.org/drawingml/2006/wordprocessingDrawing" xmlns:w10="urn:schemas-microsoft-com:office:word" xmlns:w="http://schemas.openxmlformats.org/wordprocessingml/2006/main" xmlns:w14="http://schemas.microsoft.com/office/word/2010/wordml" xmlns:wpg="http://schemas.microsoft.com/office/word/2010/wordprocessingGroup" xmlns:wpi="http://schemas.microsoft.com/office/word/2010/wordprocessingInk" xmlns:wne="http://schemas.microsoft.com/office/word/2006/wordml" xmlns:wps="http://schemas.microsoft.com/office/word/2010/wordprocessingShape" xmlns:wpsCustomData="http://www.wps.cn/officeDocument/2013/wpsCustomData" mc:Ignorable="w14 wp14">
+  <w:abstractNum w:abstractNumId="0">
+    <w:nsid w:val="B26A9151"/>
+    <w:multiLevelType w:val="singleLevel"/>
+    <w:tmpl w:val="B26A9151"/>
+    <w:lvl w:ilvl="0" w:tentative="0">
+      <w:start w:val="1"/>
+      <w:numFmt w:val="decimal"/>
+      <w:suff w:val="nothing"/>
+      <w:lvlText w:val="%1、"/>
+      <w:lvlJc w:val="left"/>
+    </w:lvl>
+  </w:abstractNum>
+  <w:abstractNum w:abstractNumId="1">
+    <w:nsid w:val="4FD19CE1"/>
+    <w:multiLevelType w:val="singleLevel"/>
+    <w:tmpl w:val="4FD19CE1"/>
+    <w:lvl w:ilvl="0" w:tentative="0">
+      <w:start w:val="1"/>
+      <w:numFmt w:val="decimal"/>
+      <w:suff w:val="nothing"/>
+      <w:lvlText w:val="%1、"/>
+      <w:lvlJc w:val="left"/>
+    </w:lvl>
+  </w:abstractNum>
+  <w:num w:numId="1">
+    <w:abstractNumId w:val="0"/>
+  </w:num>
+  <w:num w:numId="2">
+    <w:abstractNumId w:val="1"/>
+  </w:num>
+</w:numbering>
+</file>
+
 <file path=word/styles.xml><?xml version="1.0" encoding="utf-8"?>
 <w:styles xmlns:mc="http://schemas.openxmlformats.org/markup-compatibility/2006" xmlns:o="urn:schemas-microsoft-com:office:office" xmlns:r="http://schemas.openxmlformats.org/officeDocument/2006/relationships" xmlns:m="http://schemas.openxmlformats.org/officeDocument/2006/math" xmlns:v="urn:schemas-microsoft-com:vml" xmlns:w="http://schemas.openxmlformats.org/wordprocessingml/2006/main" xmlns:w14="http://schemas.microsoft.com/office/word/2010/wordml" xmlns:w10="urn:schemas-microsoft-com:office:word" xmlns:sl="http://schemas.openxmlformats.org/schemaLibrary/2006/main" xmlns:wpsCustomData="http://www.wps.cn/officeDocument/2013/wpsCustomData" mc:Ignorable="w14">
   <w:docDefaults>
     <w:rPrDefault>
       <w:rPr>
-        <w:rFonts w:asciiTheme="minorHAnsi" w:hAnsiTheme="minorHAnsi" w:eastAsiaTheme="minorEastAsia" w:cstheme="minorBidi"/>
+        <w:rFonts w:ascii="Times New Roman" w:hAnsi="Times New Roman" w:eastAsia="宋体" w:cs="Times New Roman"/>
       </w:rPr>
     </w:rPrDefault>
     <w:pPrDefault/>
@@ -1036,4 +1868,23 @@
   </a:themeElements>
   <a:objectDefaults/>
 </a:theme>
+</file>
+
+<file path=customXml/item1.xml><?xml version="1.0" encoding="utf-8"?>
+<s:customData xmlns="http://www.wps.cn/officeDocument/2013/wpsCustomData" xmlns:s="http://www.wps.cn/officeDocument/2013/wpsCustomData">
+  <customSectProps/>
+  <extobjs>
+    <extobj name="ECB019B1-382A-4266-B25C-5B523AA43C14-1">
+      <extobjdata type="ECB019B1-382A-4266-B25C-5B523AA43C14" data="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"/>
+    </extobj>
+  </extobjs>
+</s:customData>
+</file>
+
+<file path=customXml/itemProps1.xml><?xml version="1.0" encoding="utf-8"?>
+<ds:datastoreItem xmlns:ds="http://schemas.openxmlformats.org/officeDocument/2006/customXml" ds:itemID="{B1977F7D-205B-4081-913C-38D41E755F92}">
+  <ds:schemaRefs>
+    <ds:schemaRef ds:uri="http://www.wps.cn/officeDocument/2013/wpsCustomData"/>
+  </ds:schemaRefs>
+</ds:datastoreItem>
 </file>